--- a/06_manuscript/supplementary_digdisc.docx
+++ b/06_manuscript/supplementary_digdisc.docx
@@ -29,7 +29,7 @@
           <w:i w:val="0"/>
           <w:sz w:val="26"/>
         </w:rPr>
-        <w:t>Autonomous virtual screening optimisation by an agentic AI research loop: a two-target study</w:t>
+        <w:t>Autonomous Optimisation of Structure-Based Virtual Screening Protocols Using an LLM Coding Agent</w:t>
       </w:r>
     </w:p>
     <w:p>
@@ -1273,7 +1273,7 @@
           <w:rFonts w:ascii="Times New Roman" w:hAnsi="Times New Roman"/>
           <w:sz w:val="22"/>
         </w:rPr>
-        <w:t>Results: AUC = 0.735 (+0.019). Vina outperforms Vinardo when using naive library—opposite of FPR2 finding. Decision: KEPT.</w:t>
+        <w:t>Results: AUC = 0.735 (+0.019). Vina outperforms Vinardo when using naive library, opposite of FPR2 finding. Decision: KEPT.</w:t>
       </w:r>
     </w:p>
     <w:p>
